--- a/Informe_TPO_Comportamiento_Parciales.docx
+++ b/Informe_TPO_Comportamiento_Parciales.docx
@@ -2688,7 +2688,7 @@
               <w:pStyle w:val="TableText"/>
             </w:pPr>
             <w:r>
-              <w:t>5</w:t>
+              <w:t>2</w:t>
             </w:r>
           </w:p>
         </w:tc>
@@ -2708,7 +2708,7 @@
               <w:pStyle w:val="TableText"/>
             </w:pPr>
             <w:r>
-              <w:t>0.727</w:t>
+              <w:t>0.477</w:t>
             </w:r>
           </w:p>
         </w:tc>
@@ -2770,7 +2770,7 @@
               <w:pStyle w:val="TableText"/>
             </w:pPr>
             <w:r>
-              <w:t>0.834</w:t>
+              <w:t>0.668</w:t>
             </w:r>
           </w:p>
         </w:tc>
@@ -2812,7 +2812,7 @@
               <w:pStyle w:val="TableText"/>
             </w:pPr>
             <w:r>
-              <w:t>5</w:t>
+              <w:t>2</w:t>
             </w:r>
           </w:p>
         </w:tc>
@@ -2832,7 +2832,7 @@
               <w:pStyle w:val="TableText"/>
             </w:pPr>
             <w:r>
-              <w:t>0.706</w:t>
+              <w:t>0.452</w:t>
             </w:r>
           </w:p>
         </w:tc>
@@ -3017,7 +3017,7 @@
               <w:pStyle w:val="TableText"/>
             </w:pPr>
             <w:r>
-              <w:t>5</w:t>
+              <w:t>2</w:t>
             </w:r>
           </w:p>
         </w:tc>
@@ -3037,7 +3037,7 @@
               <w:pStyle w:val="TableText"/>
             </w:pPr>
             <w:r>
-              <w:t>0.727</w:t>
+              <w:t>0.477</w:t>
             </w:r>
           </w:p>
         </w:tc>
@@ -3119,7 +3119,7 @@
               <w:pStyle w:val="TableText"/>
             </w:pPr>
             <w:r>
-              <w:t>0.834</w:t>
+              <w:t>0.668</w:t>
             </w:r>
           </w:p>
         </w:tc>
@@ -3181,7 +3181,7 @@
               <w:pStyle w:val="TableText"/>
             </w:pPr>
             <w:r>
-              <w:t>5</w:t>
+              <w:t>2</w:t>
             </w:r>
           </w:p>
         </w:tc>
@@ -3201,7 +3201,7 @@
               <w:pStyle w:val="TableText"/>
             </w:pPr>
             <w:r>
-              <w:t>0.706</w:t>
+              <w:t>0.452</w:t>
             </w:r>
           </w:p>
         </w:tc>
